--- a/docs/Documentacion_Tecnica_LogisTEC.docx
+++ b/docs/Documentacion_Tecnica_LogisTEC.docx
@@ -628,7 +628,7 @@
               <w:rPr>
                 <w:sz w:val="16"/>
               </w:rPr>
-              <w:t>Windows, Linux o macOS</w:t>
+              <w:t>Windows</w:t>
             </w:r>
           </w:p>
         </w:tc>
@@ -751,14 +751,23 @@
           <w:rFonts w:ascii="Consolas" w:eastAsia="Consolas" w:hAnsi="Consolas"/>
           <w:sz w:val="16"/>
         </w:rPr>
-        <w:t>caso_pequeno.json</w:t>
-      </w:r>
-      <w:proofErr w:type="spellEnd"/>
+        <w:t>caso_</w:t>
+      </w:r>
+      <w:proofErr w:type="gramStart"/>
       <w:r>
         <w:rPr>
           <w:rFonts w:ascii="Consolas" w:eastAsia="Consolas" w:hAnsi="Consolas"/>
           <w:sz w:val="16"/>
         </w:rPr>
+        <w:t>pequeno.json</w:t>
+      </w:r>
+      <w:proofErr w:type="spellEnd"/>
+      <w:proofErr w:type="gramEnd"/>
+      <w:r>
+        <w:rPr>
+          <w:rFonts w:ascii="Consolas" w:eastAsia="Consolas" w:hAnsi="Consolas"/>
+          <w:sz w:val="16"/>
+        </w:rPr>
         <w:br/>
         <w:t xml:space="preserve">│   ├── </w:t>
       </w:r>
@@ -768,14 +777,23 @@
           <w:rFonts w:ascii="Consolas" w:eastAsia="Consolas" w:hAnsi="Consolas"/>
           <w:sz w:val="16"/>
         </w:rPr>
-        <w:t>caso_mediano.json</w:t>
-      </w:r>
-      <w:proofErr w:type="spellEnd"/>
+        <w:t>caso_</w:t>
+      </w:r>
+      <w:proofErr w:type="gramStart"/>
       <w:r>
         <w:rPr>
           <w:rFonts w:ascii="Consolas" w:eastAsia="Consolas" w:hAnsi="Consolas"/>
           <w:sz w:val="16"/>
         </w:rPr>
+        <w:t>mediano.json</w:t>
+      </w:r>
+      <w:proofErr w:type="spellEnd"/>
+      <w:proofErr w:type="gramEnd"/>
+      <w:r>
+        <w:rPr>
+          <w:rFonts w:ascii="Consolas" w:eastAsia="Consolas" w:hAnsi="Consolas"/>
+          <w:sz w:val="16"/>
+        </w:rPr>
         <w:br/>
         <w:t xml:space="preserve">│   └── </w:t>
       </w:r>
@@ -785,9 +803,18 @@
           <w:rFonts w:ascii="Consolas" w:eastAsia="Consolas" w:hAnsi="Consolas"/>
           <w:sz w:val="16"/>
         </w:rPr>
-        <w:t>caso_grande.json</w:t>
+        <w:t>caso_</w:t>
+      </w:r>
+      <w:proofErr w:type="gramStart"/>
+      <w:r>
+        <w:rPr>
+          <w:rFonts w:ascii="Consolas" w:eastAsia="Consolas" w:hAnsi="Consolas"/>
+          <w:sz w:val="16"/>
+        </w:rPr>
+        <w:t>grande.json</w:t>
       </w:r>
       <w:proofErr w:type="spellEnd"/>
+      <w:proofErr w:type="gramEnd"/>
       <w:r>
         <w:rPr>
           <w:rFonts w:ascii="Consolas" w:eastAsia="Consolas" w:hAnsi="Consolas"/>
@@ -1204,6 +1231,7 @@
         <w:t xml:space="preserve"> "</w:t>
       </w:r>
       <w:proofErr w:type="spellStart"/>
+      <w:proofErr w:type="gramStart"/>
       <w:r>
         <w:rPr>
           <w:rFonts w:ascii="Consolas" w:eastAsia="Consolas" w:hAnsi="Consolas"/>
@@ -1217,7 +1245,15 @@
           <w:rFonts w:ascii="Consolas" w:eastAsia="Consolas" w:hAnsi="Consolas"/>
           <w:sz w:val="16"/>
         </w:rPr>
-        <w:t>\gson-2.10.1.jar" Main data\</w:t>
+        <w:t>\gson-2.10.1.jar</w:t>
+      </w:r>
+      <w:proofErr w:type="gramEnd"/>
+      <w:r>
+        <w:rPr>
+          <w:rFonts w:ascii="Consolas" w:eastAsia="Consolas" w:hAnsi="Consolas"/>
+          <w:sz w:val="16"/>
+        </w:rPr>
+        <w:t>" Main data\</w:t>
       </w:r>
       <w:proofErr w:type="spellStart"/>
       <w:r>
@@ -1291,13 +1327,29 @@
           <w:sz w:val="16"/>
         </w:rPr>
         <w:br/>
-        <w:t xml:space="preserve">      {"id": "V00", "tipo": "DEPOT", "x": 80, "y": 80}</w:t>
-      </w:r>
+        <w:t xml:space="preserve">   </w:t>
+      </w:r>
+      <w:proofErr w:type="gramStart"/>
       <w:r>
         <w:rPr>
           <w:rFonts w:ascii="Consolas" w:eastAsia="Consolas" w:hAnsi="Consolas"/>
           <w:sz w:val="16"/>
         </w:rPr>
+        <w:t xml:space="preserve">   {</w:t>
+      </w:r>
+      <w:proofErr w:type="gramEnd"/>
+      <w:r>
+        <w:rPr>
+          <w:rFonts w:ascii="Consolas" w:eastAsia="Consolas" w:hAnsi="Consolas"/>
+          <w:sz w:val="16"/>
+        </w:rPr>
+        <w:t>"id": "V00", "tipo": "DEPOT", "x": 80, "y": 80}</w:t>
+      </w:r>
+      <w:r>
+        <w:rPr>
+          <w:rFonts w:ascii="Consolas" w:eastAsia="Consolas" w:hAnsi="Consolas"/>
+          <w:sz w:val="16"/>
+        </w:rPr>
         <w:br/>
         <w:t xml:space="preserve">    ],</w:t>
       </w:r>
@@ -1315,21 +1367,46 @@
           <w:sz w:val="16"/>
         </w:rPr>
         <w:br/>
-        <w:t xml:space="preserve">      {"u": "V00", "v": "V01", "distancia": 140}</w:t>
-      </w:r>
+        <w:t xml:space="preserve">   </w:t>
+      </w:r>
+      <w:proofErr w:type="gramStart"/>
       <w:r>
         <w:rPr>
           <w:rFonts w:ascii="Consolas" w:eastAsia="Consolas" w:hAnsi="Consolas"/>
           <w:sz w:val="16"/>
         </w:rPr>
-        <w:br/>
-        <w:t xml:space="preserve">    ]</w:t>
-      </w:r>
+        <w:t xml:space="preserve">   {</w:t>
+      </w:r>
+      <w:proofErr w:type="gramEnd"/>
       <w:r>
         <w:rPr>
           <w:rFonts w:ascii="Consolas" w:eastAsia="Consolas" w:hAnsi="Consolas"/>
           <w:sz w:val="16"/>
         </w:rPr>
+        <w:t>"u": "V00", "v": "V01", "distancia": 140}</w:t>
+      </w:r>
+      <w:r>
+        <w:rPr>
+          <w:rFonts w:ascii="Consolas" w:eastAsia="Consolas" w:hAnsi="Consolas"/>
+          <w:sz w:val="16"/>
+        </w:rPr>
+        <w:br/>
+        <w:t xml:space="preserve">  </w:t>
+      </w:r>
+      <w:proofErr w:type="gramStart"/>
+      <w:r>
+        <w:rPr>
+          <w:rFonts w:ascii="Consolas" w:eastAsia="Consolas" w:hAnsi="Consolas"/>
+          <w:sz w:val="16"/>
+        </w:rPr>
+        <w:t xml:space="preserve">  ]</w:t>
+      </w:r>
+      <w:proofErr w:type="gramEnd"/>
+      <w:r>
+        <w:rPr>
+          <w:rFonts w:ascii="Consolas" w:eastAsia="Consolas" w:hAnsi="Consolas"/>
+          <w:sz w:val="16"/>
+        </w:rPr>
         <w:br/>
         <w:t xml:space="preserve">  },</w:t>
       </w:r>
@@ -1347,13 +1424,29 @@
           <w:sz w:val="16"/>
         </w:rPr>
         <w:br/>
-        <w:t xml:space="preserve">    {"id": "P01", "destino": "V03", "peso": 6, "prioridad": 1}</w:t>
-      </w:r>
+        <w:t xml:space="preserve"> </w:t>
+      </w:r>
+      <w:proofErr w:type="gramStart"/>
       <w:r>
         <w:rPr>
           <w:rFonts w:ascii="Consolas" w:eastAsia="Consolas" w:hAnsi="Consolas"/>
           <w:sz w:val="16"/>
         </w:rPr>
+        <w:t xml:space="preserve">   {</w:t>
+      </w:r>
+      <w:proofErr w:type="gramEnd"/>
+      <w:r>
+        <w:rPr>
+          <w:rFonts w:ascii="Consolas" w:eastAsia="Consolas" w:hAnsi="Consolas"/>
+          <w:sz w:val="16"/>
+        </w:rPr>
+        <w:t>"id": "P01", "destino": "V03", "peso": 6, "prioridad": 1}</w:t>
+      </w:r>
+      <w:r>
+        <w:rPr>
+          <w:rFonts w:ascii="Consolas" w:eastAsia="Consolas" w:hAnsi="Consolas"/>
+          <w:sz w:val="16"/>
+        </w:rPr>
         <w:br/>
         <w:t xml:space="preserve">  ],</w:t>
       </w:r>
@@ -1371,7 +1464,23 @@
           <w:sz w:val="16"/>
         </w:rPr>
         <w:br/>
-        <w:t xml:space="preserve">    {"id": "C01", "capacidad": 25}</w:t>
+        <w:t xml:space="preserve"> </w:t>
+      </w:r>
+      <w:proofErr w:type="gramStart"/>
+      <w:r>
+        <w:rPr>
+          <w:rFonts w:ascii="Consolas" w:eastAsia="Consolas" w:hAnsi="Consolas"/>
+          <w:sz w:val="16"/>
+        </w:rPr>
+        <w:t xml:space="preserve">   {</w:t>
+      </w:r>
+      <w:proofErr w:type="gramEnd"/>
+      <w:r>
+        <w:rPr>
+          <w:rFonts w:ascii="Consolas" w:eastAsia="Consolas" w:hAnsi="Consolas"/>
+          <w:sz w:val="16"/>
+        </w:rPr>
+        <w:t>"id": "C01", "capacidad": 25}</w:t>
       </w:r>
       <w:r>
         <w:rPr>
@@ -5403,11 +5512,19 @@
             <w:pPr>
               <w:jc w:val="center"/>
             </w:pPr>
+            <w:proofErr w:type="gramStart"/>
             <w:r>
               <w:rPr>
                 <w:sz w:val="16"/>
               </w:rPr>
-              <w:t>O(1)</w:t>
+              <w:t>O(</w:t>
+            </w:r>
+            <w:proofErr w:type="gramEnd"/>
+            <w:r>
+              <w:rPr>
+                <w:sz w:val="16"/>
+              </w:rPr>
+              <w:t>1)</w:t>
             </w:r>
           </w:p>
         </w:tc>
@@ -5443,11 +5560,19 @@
             <w:pPr>
               <w:jc w:val="center"/>
             </w:pPr>
+            <w:proofErr w:type="gramStart"/>
             <w:r>
               <w:rPr>
                 <w:sz w:val="16"/>
               </w:rPr>
-              <w:t>O(1)</w:t>
+              <w:t>O(</w:t>
+            </w:r>
+            <w:proofErr w:type="gramEnd"/>
+            <w:r>
+              <w:rPr>
+                <w:sz w:val="16"/>
+              </w:rPr>
+              <w:t>1)</w:t>
             </w:r>
           </w:p>
         </w:tc>
@@ -5481,11 +5606,19 @@
             <w:pPr>
               <w:jc w:val="center"/>
             </w:pPr>
+            <w:proofErr w:type="gramStart"/>
             <w:r>
               <w:rPr>
                 <w:sz w:val="16"/>
               </w:rPr>
-              <w:t>O(1)</w:t>
+              <w:t>O(</w:t>
+            </w:r>
+            <w:proofErr w:type="gramEnd"/>
+            <w:r>
+              <w:rPr>
+                <w:sz w:val="16"/>
+              </w:rPr>
+              <w:t>1)</w:t>
             </w:r>
           </w:p>
         </w:tc>
@@ -5559,11 +5692,19 @@
             <w:pPr>
               <w:jc w:val="center"/>
             </w:pPr>
+            <w:proofErr w:type="gramStart"/>
             <w:r>
               <w:rPr>
                 <w:sz w:val="16"/>
               </w:rPr>
-              <w:t>O(1)</w:t>
+              <w:t>O(</w:t>
+            </w:r>
+            <w:proofErr w:type="gramEnd"/>
+            <w:r>
+              <w:rPr>
+                <w:sz w:val="16"/>
+              </w:rPr>
+              <w:t>1)</w:t>
             </w:r>
           </w:p>
         </w:tc>
@@ -5599,11 +5740,19 @@
             <w:pPr>
               <w:jc w:val="center"/>
             </w:pPr>
+            <w:proofErr w:type="gramStart"/>
             <w:r>
               <w:rPr>
                 <w:sz w:val="16"/>
               </w:rPr>
-              <w:t>O(1)</w:t>
+              <w:t>O(</w:t>
+            </w:r>
+            <w:proofErr w:type="gramEnd"/>
+            <w:r>
+              <w:rPr>
+                <w:sz w:val="16"/>
+              </w:rPr>
+              <w:t>1)</w:t>
             </w:r>
           </w:p>
         </w:tc>
@@ -5744,11 +5893,19 @@
             <w:pPr>
               <w:jc w:val="center"/>
             </w:pPr>
+            <w:proofErr w:type="gramStart"/>
             <w:r>
               <w:rPr>
                 <w:sz w:val="16"/>
               </w:rPr>
-              <w:t>O(1)</w:t>
+              <w:t>O(</w:t>
+            </w:r>
+            <w:proofErr w:type="gramEnd"/>
+            <w:r>
+              <w:rPr>
+                <w:sz w:val="16"/>
+              </w:rPr>
+              <w:t>1)</w:t>
             </w:r>
           </w:p>
         </w:tc>
@@ -5782,11 +5939,19 @@
             <w:pPr>
               <w:jc w:val="center"/>
             </w:pPr>
+            <w:proofErr w:type="gramStart"/>
             <w:r>
               <w:rPr>
                 <w:sz w:val="16"/>
               </w:rPr>
-              <w:t>O(1)</w:t>
+              <w:t>O(</w:t>
+            </w:r>
+            <w:proofErr w:type="gramEnd"/>
+            <w:r>
+              <w:rPr>
+                <w:sz w:val="16"/>
+              </w:rPr>
+              <w:t>1)</w:t>
             </w:r>
           </w:p>
         </w:tc>
@@ -5820,11 +5985,19 @@
             <w:pPr>
               <w:jc w:val="center"/>
             </w:pPr>
+            <w:proofErr w:type="gramStart"/>
             <w:r>
               <w:rPr>
                 <w:sz w:val="16"/>
               </w:rPr>
-              <w:t>O(1)</w:t>
+              <w:t>O(</w:t>
+            </w:r>
+            <w:proofErr w:type="gramEnd"/>
+            <w:r>
+              <w:rPr>
+                <w:sz w:val="16"/>
+              </w:rPr>
+              <w:t>1)</w:t>
             </w:r>
           </w:p>
         </w:tc>
@@ -5860,11 +6033,19 @@
             <w:pPr>
               <w:jc w:val="center"/>
             </w:pPr>
+            <w:proofErr w:type="gramStart"/>
             <w:r>
               <w:rPr>
                 <w:sz w:val="16"/>
               </w:rPr>
-              <w:t>O(1)</w:t>
+              <w:t>O(</w:t>
+            </w:r>
+            <w:proofErr w:type="gramEnd"/>
+            <w:r>
+              <w:rPr>
+                <w:sz w:val="16"/>
+              </w:rPr>
+              <w:t>1)</w:t>
             </w:r>
           </w:p>
         </w:tc>
@@ -5967,11 +6148,19 @@
             <w:pPr>
               <w:jc w:val="center"/>
             </w:pPr>
+            <w:proofErr w:type="gramStart"/>
             <w:r>
               <w:rPr>
                 <w:sz w:val="16"/>
               </w:rPr>
-              <w:t>O(1)</w:t>
+              <w:t>O(</w:t>
+            </w:r>
+            <w:proofErr w:type="gramEnd"/>
+            <w:r>
+              <w:rPr>
+                <w:sz w:val="16"/>
+              </w:rPr>
+              <w:t>1)</w:t>
             </w:r>
           </w:p>
         </w:tc>
@@ -6005,11 +6194,19 @@
             <w:pPr>
               <w:jc w:val="center"/>
             </w:pPr>
+            <w:proofErr w:type="gramStart"/>
             <w:r>
               <w:rPr>
                 <w:sz w:val="16"/>
               </w:rPr>
-              <w:t>O(1)</w:t>
+              <w:t>O(</w:t>
+            </w:r>
+            <w:proofErr w:type="gramEnd"/>
+            <w:r>
+              <w:rPr>
+                <w:sz w:val="16"/>
+              </w:rPr>
+              <w:t>1)</w:t>
             </w:r>
           </w:p>
         </w:tc>
@@ -6043,11 +6240,19 @@
             <w:pPr>
               <w:jc w:val="center"/>
             </w:pPr>
+            <w:proofErr w:type="gramStart"/>
             <w:r>
               <w:rPr>
                 <w:sz w:val="16"/>
               </w:rPr>
-              <w:t>O(1)</w:t>
+              <w:t>O(</w:t>
+            </w:r>
+            <w:proofErr w:type="gramEnd"/>
+            <w:r>
+              <w:rPr>
+                <w:sz w:val="16"/>
+              </w:rPr>
+              <w:t>1)</w:t>
             </w:r>
           </w:p>
         </w:tc>
@@ -6083,11 +6288,19 @@
             <w:pPr>
               <w:jc w:val="center"/>
             </w:pPr>
+            <w:proofErr w:type="gramStart"/>
             <w:r>
               <w:rPr>
                 <w:sz w:val="16"/>
               </w:rPr>
-              <w:t>O(1)</w:t>
+              <w:t>O(</w:t>
+            </w:r>
+            <w:proofErr w:type="gramEnd"/>
+            <w:r>
+              <w:rPr>
+                <w:sz w:val="16"/>
+              </w:rPr>
+              <w:t>1)</w:t>
             </w:r>
           </w:p>
         </w:tc>
@@ -6197,11 +6410,19 @@
             <w:pPr>
               <w:jc w:val="center"/>
             </w:pPr>
+            <w:proofErr w:type="gramStart"/>
             <w:r>
               <w:rPr>
                 <w:sz w:val="16"/>
               </w:rPr>
-              <w:t>O(log n)</w:t>
+              <w:t>O(</w:t>
+            </w:r>
+            <w:proofErr w:type="gramEnd"/>
+            <w:r>
+              <w:rPr>
+                <w:sz w:val="16"/>
+              </w:rPr>
+              <w:t>log n)</w:t>
             </w:r>
           </w:p>
         </w:tc>
@@ -6251,11 +6472,19 @@
             <w:pPr>
               <w:jc w:val="center"/>
             </w:pPr>
+            <w:proofErr w:type="gramStart"/>
             <w:r>
               <w:rPr>
                 <w:sz w:val="16"/>
               </w:rPr>
-              <w:t>O(log n)</w:t>
+              <w:t>O(</w:t>
+            </w:r>
+            <w:proofErr w:type="gramEnd"/>
+            <w:r>
+              <w:rPr>
+                <w:sz w:val="16"/>
+              </w:rPr>
+              <w:t>log n)</w:t>
             </w:r>
           </w:p>
         </w:tc>
@@ -6289,11 +6518,19 @@
             <w:pPr>
               <w:jc w:val="center"/>
             </w:pPr>
+            <w:proofErr w:type="gramStart"/>
             <w:r>
               <w:rPr>
                 <w:sz w:val="16"/>
               </w:rPr>
-              <w:t>O(1)</w:t>
+              <w:t>O(</w:t>
+            </w:r>
+            <w:proofErr w:type="gramEnd"/>
+            <w:r>
+              <w:rPr>
+                <w:sz w:val="16"/>
+              </w:rPr>
+              <w:t>1)</w:t>
             </w:r>
           </w:p>
         </w:tc>
@@ -6329,11 +6566,19 @@
             <w:pPr>
               <w:jc w:val="center"/>
             </w:pPr>
+            <w:proofErr w:type="gramStart"/>
             <w:r>
               <w:rPr>
                 <w:sz w:val="16"/>
               </w:rPr>
-              <w:t>O(1) si mantiene posición</w:t>
+              <w:t>O(</w:t>
+            </w:r>
+            <w:proofErr w:type="gramEnd"/>
+            <w:r>
+              <w:rPr>
+                <w:sz w:val="16"/>
+              </w:rPr>
+              <w:t>1) si mantiene posición</w:t>
             </w:r>
           </w:p>
         </w:tc>
@@ -6625,11 +6870,19 @@
             <w:pPr>
               <w:jc w:val="center"/>
             </w:pPr>
+            <w:proofErr w:type="gramStart"/>
             <w:r>
               <w:rPr>
                 <w:sz w:val="16"/>
               </w:rPr>
-              <w:t>O(1) u O(n), según validación</w:t>
+              <w:t>O(</w:t>
+            </w:r>
+            <w:proofErr w:type="gramEnd"/>
+            <w:r>
+              <w:rPr>
+                <w:sz w:val="16"/>
+              </w:rPr>
+              <w:t>1) u O(n), según validación</w:t>
             </w:r>
           </w:p>
         </w:tc>
@@ -6665,11 +6918,19 @@
             <w:pPr>
               <w:jc w:val="center"/>
             </w:pPr>
+            <w:proofErr w:type="gramStart"/>
             <w:r>
               <w:rPr>
                 <w:sz w:val="16"/>
               </w:rPr>
-              <w:t>O(1) si recibe vértices ya validados</w:t>
+              <w:t>O(</w:t>
+            </w:r>
+            <w:proofErr w:type="gramEnd"/>
+            <w:r>
+              <w:rPr>
+                <w:sz w:val="16"/>
+              </w:rPr>
+              <w:t>1) si recibe vértices ya validados</w:t>
             </w:r>
           </w:p>
         </w:tc>
@@ -6801,11 +7062,19 @@
             <w:pPr>
               <w:jc w:val="center"/>
             </w:pPr>
+            <w:proofErr w:type="gramStart"/>
             <w:r>
               <w:rPr>
                 <w:sz w:val="16"/>
               </w:rPr>
-              <w:t>O(1)</w:t>
+              <w:t>O(</w:t>
+            </w:r>
+            <w:proofErr w:type="gramEnd"/>
+            <w:r>
+              <w:rPr>
+                <w:sz w:val="16"/>
+              </w:rPr>
+              <w:t>1)</w:t>
             </w:r>
           </w:p>
         </w:tc>
@@ -6851,7 +7120,15 @@
     </w:p>
     <w:p>
       <w:r>
-        <w:t>Complejidad: O(V + E)</w:t>
+        <w:t xml:space="preserve">Complejidad: </w:t>
+      </w:r>
+      <w:proofErr w:type="gramStart"/>
+      <w:r>
+        <w:t>O(</w:t>
+      </w:r>
+      <w:proofErr w:type="gramEnd"/>
+      <w:r>
+        <w:t>V + E)</w:t>
       </w:r>
     </w:p>
     <w:p>
@@ -6863,12 +7140,21 @@
       <w:pPr>
         <w:spacing w:after="120"/>
       </w:pPr>
+      <w:proofErr w:type="gramStart"/>
       <w:r>
         <w:rPr>
           <w:rFonts w:ascii="Consolas" w:eastAsia="Consolas" w:hAnsi="Consolas"/>
           <w:sz w:val="16"/>
         </w:rPr>
-        <w:t>BFS(G, origen):</w:t>
+        <w:t>BFS(</w:t>
+      </w:r>
+      <w:proofErr w:type="gramEnd"/>
+      <w:r>
+        <w:rPr>
+          <w:rFonts w:ascii="Consolas" w:eastAsia="Consolas" w:hAnsi="Consolas"/>
+          <w:sz w:val="16"/>
+        </w:rPr>
+        <w:t>G, origen):</w:t>
       </w:r>
       <w:r>
         <w:rPr>
@@ -6971,7 +7257,15 @@
     </w:p>
     <w:p>
       <w:r>
-        <w:t>Complejidad: O(V + E)</w:t>
+        <w:t xml:space="preserve">Complejidad: </w:t>
+      </w:r>
+      <w:proofErr w:type="gramStart"/>
+      <w:r>
+        <w:t>O(</w:t>
+      </w:r>
+      <w:proofErr w:type="gramEnd"/>
+      <w:r>
+        <w:t>V + E)</w:t>
       </w:r>
     </w:p>
     <w:p>
@@ -6983,18 +7277,27 @@
       <w:pPr>
         <w:spacing w:after="120"/>
       </w:pPr>
+      <w:proofErr w:type="gramStart"/>
       <w:r>
         <w:rPr>
           <w:rFonts w:ascii="Consolas" w:eastAsia="Consolas" w:hAnsi="Consolas"/>
           <w:sz w:val="16"/>
         </w:rPr>
-        <w:t>DFS(G, origen):</w:t>
-      </w:r>
+        <w:t>DFS(</w:t>
+      </w:r>
+      <w:proofErr w:type="gramEnd"/>
       <w:r>
         <w:rPr>
           <w:rFonts w:ascii="Consolas" w:eastAsia="Consolas" w:hAnsi="Consolas"/>
           <w:sz w:val="16"/>
         </w:rPr>
+        <w:t>G, origen):</w:t>
+      </w:r>
+      <w:r>
+        <w:rPr>
+          <w:rFonts w:ascii="Consolas" w:eastAsia="Consolas" w:hAnsi="Consolas"/>
+          <w:sz w:val="16"/>
+        </w:rPr>
         <w:br/>
         <w:t xml:space="preserve">    marcar origen como visitado</w:t>
       </w:r>
@@ -7028,7 +7331,23 @@
           <w:sz w:val="16"/>
         </w:rPr>
         <w:br/>
-        <w:t xml:space="preserve">            DFS(G, v)</w:t>
+        <w:t xml:space="preserve">            </w:t>
+      </w:r>
+      <w:proofErr w:type="gramStart"/>
+      <w:r>
+        <w:rPr>
+          <w:rFonts w:ascii="Consolas" w:eastAsia="Consolas" w:hAnsi="Consolas"/>
+          <w:sz w:val="16"/>
+        </w:rPr>
+        <w:t>DFS(</w:t>
+      </w:r>
+      <w:proofErr w:type="gramEnd"/>
+      <w:r>
+        <w:rPr>
+          <w:rFonts w:ascii="Consolas" w:eastAsia="Consolas" w:hAnsi="Consolas"/>
+          <w:sz w:val="16"/>
+        </w:rPr>
+        <w:t>G, v)</w:t>
       </w:r>
     </w:p>
     <w:p>
@@ -7143,7 +7462,15 @@
     </w:p>
     <w:p>
       <w:r>
-        <w:t>Complejidad: O((V + E) log V)</w:t>
+        <w:t xml:space="preserve">Complejidad: </w:t>
+      </w:r>
+      <w:proofErr w:type="gramStart"/>
+      <w:r>
+        <w:t>O(</w:t>
+      </w:r>
+      <w:proofErr w:type="gramEnd"/>
+      <w:r>
+        <w:t>(V + E) log V)</w:t>
       </w:r>
     </w:p>
     <w:p>
@@ -7155,18 +7482,27 @@
       <w:pPr>
         <w:spacing w:after="120"/>
       </w:pPr>
+      <w:proofErr w:type="gramStart"/>
       <w:r>
         <w:rPr>
           <w:rFonts w:ascii="Consolas" w:eastAsia="Consolas" w:hAnsi="Consolas"/>
           <w:sz w:val="16"/>
         </w:rPr>
-        <w:t>Dijkstra(G, origen):</w:t>
-      </w:r>
+        <w:t>Dijkstra(</w:t>
+      </w:r>
+      <w:proofErr w:type="gramEnd"/>
       <w:r>
         <w:rPr>
           <w:rFonts w:ascii="Consolas" w:eastAsia="Consolas" w:hAnsi="Consolas"/>
           <w:sz w:val="16"/>
         </w:rPr>
+        <w:t>G, origen):</w:t>
+      </w:r>
+      <w:r>
+        <w:rPr>
+          <w:rFonts w:ascii="Consolas" w:eastAsia="Consolas" w:hAnsi="Consolas"/>
+          <w:sz w:val="16"/>
+        </w:rPr>
         <w:br/>
         <w:t xml:space="preserve">    para cada vértice v:</w:t>
       </w:r>
@@ -7299,6 +7635,7 @@
         <w:t>[u] + peso(</w:t>
       </w:r>
       <w:proofErr w:type="spellStart"/>
+      <w:proofErr w:type="gramStart"/>
       <w:r>
         <w:rPr>
           <w:rFonts w:ascii="Consolas" w:eastAsia="Consolas" w:hAnsi="Consolas"/>
@@ -7307,6 +7644,7 @@
         <w:t>u,v</w:t>
       </w:r>
       <w:proofErr w:type="spellEnd"/>
+      <w:proofErr w:type="gramEnd"/>
       <w:r>
         <w:rPr>
           <w:rFonts w:ascii="Consolas" w:eastAsia="Consolas" w:hAnsi="Consolas"/>
@@ -7509,7 +7847,15 @@
     </w:p>
     <w:p>
       <w:r>
-        <w:t>Complejidad: O((V + E) log V)</w:t>
+        <w:t xml:space="preserve">Complejidad: </w:t>
+      </w:r>
+      <w:proofErr w:type="gramStart"/>
+      <w:r>
+        <w:t>O(</w:t>
+      </w:r>
+      <w:proofErr w:type="gramEnd"/>
+      <w:r>
+        <w:t>(V + E) log V)</w:t>
       </w:r>
     </w:p>
     <w:p>
@@ -7521,19 +7867,28 @@
       <w:pPr>
         <w:spacing w:after="120"/>
       </w:pPr>
+      <w:proofErr w:type="gramStart"/>
       <w:r>
         <w:rPr>
           <w:rFonts w:ascii="Consolas" w:eastAsia="Consolas" w:hAnsi="Consolas"/>
           <w:sz w:val="16"/>
         </w:rPr>
         <w:lastRenderedPageBreak/>
-        <w:t>Prim(G, inicio):</w:t>
-      </w:r>
+        <w:t>Prim(</w:t>
+      </w:r>
+      <w:proofErr w:type="gramEnd"/>
       <w:r>
         <w:rPr>
           <w:rFonts w:ascii="Consolas" w:eastAsia="Consolas" w:hAnsi="Consolas"/>
           <w:sz w:val="16"/>
         </w:rPr>
+        <w:t>G, inicio):</w:t>
+      </w:r>
+      <w:r>
+        <w:rPr>
+          <w:rFonts w:ascii="Consolas" w:eastAsia="Consolas" w:hAnsi="Consolas"/>
+          <w:sz w:val="16"/>
+        </w:rPr>
         <w:br/>
         <w:t xml:space="preserve">    para cada vértice v:</w:t>
       </w:r>
@@ -7659,6 +8014,7 @@
         <w:t xml:space="preserve">            si v no está en MST y peso(</w:t>
       </w:r>
       <w:proofErr w:type="spellStart"/>
+      <w:proofErr w:type="gramStart"/>
       <w:r>
         <w:rPr>
           <w:rFonts w:ascii="Consolas" w:eastAsia="Consolas" w:hAnsi="Consolas"/>
@@ -7667,6 +8023,7 @@
         <w:t>u,v</w:t>
       </w:r>
       <w:proofErr w:type="spellEnd"/>
+      <w:proofErr w:type="gramEnd"/>
       <w:r>
         <w:rPr>
           <w:rFonts w:ascii="Consolas" w:eastAsia="Consolas" w:hAnsi="Consolas"/>
@@ -7715,6 +8072,7 @@
         <w:t>[v] = peso(</w:t>
       </w:r>
       <w:proofErr w:type="spellStart"/>
+      <w:proofErr w:type="gramStart"/>
       <w:r>
         <w:rPr>
           <w:rFonts w:ascii="Consolas" w:eastAsia="Consolas" w:hAnsi="Consolas"/>
@@ -7723,6 +8081,7 @@
         <w:t>u,v</w:t>
       </w:r>
       <w:proofErr w:type="spellEnd"/>
+      <w:proofErr w:type="gramEnd"/>
       <w:r>
         <w:rPr>
           <w:rFonts w:ascii="Consolas" w:eastAsia="Consolas" w:hAnsi="Consolas"/>
@@ -7775,7 +8134,15 @@
     </w:p>
     <w:p>
       <w:r>
-        <w:t>Complejidad: O(E log E)</w:t>
+        <w:t xml:space="preserve">Complejidad: </w:t>
+      </w:r>
+      <w:proofErr w:type="gramStart"/>
+      <w:r>
+        <w:t>O(</w:t>
+      </w:r>
+      <w:proofErr w:type="gramEnd"/>
+      <w:r>
+        <w:t>E log E)</w:t>
       </w:r>
     </w:p>
     <w:p>
@@ -7828,6 +8195,7 @@
         <w:t xml:space="preserve">    para cada arista (</w:t>
       </w:r>
       <w:proofErr w:type="spellStart"/>
+      <w:proofErr w:type="gramStart"/>
       <w:r>
         <w:rPr>
           <w:rFonts w:ascii="Consolas" w:eastAsia="Consolas" w:hAnsi="Consolas"/>
@@ -7836,6 +8204,7 @@
         <w:t>u,v</w:t>
       </w:r>
       <w:proofErr w:type="spellEnd"/>
+      <w:proofErr w:type="gramEnd"/>
       <w:r>
         <w:rPr>
           <w:rFonts w:ascii="Consolas" w:eastAsia="Consolas" w:hAnsi="Consolas"/>
@@ -7884,6 +8253,7 @@
         <w:t>(</w:t>
       </w:r>
       <w:proofErr w:type="spellStart"/>
+      <w:proofErr w:type="gramStart"/>
       <w:r>
         <w:rPr>
           <w:rFonts w:ascii="Consolas" w:eastAsia="Consolas" w:hAnsi="Consolas"/>
@@ -7892,6 +8262,7 @@
         <w:t>u,v</w:t>
       </w:r>
       <w:proofErr w:type="spellEnd"/>
+      <w:proofErr w:type="gramEnd"/>
       <w:r>
         <w:rPr>
           <w:rFonts w:ascii="Consolas" w:eastAsia="Consolas" w:hAnsi="Consolas"/>
@@ -7954,6 +8325,7 @@
         <w:spacing w:after="120"/>
       </w:pPr>
       <w:proofErr w:type="spellStart"/>
+      <w:proofErr w:type="gramStart"/>
       <w:r>
         <w:rPr>
           <w:rFonts w:ascii="Consolas" w:eastAsia="Consolas" w:hAnsi="Consolas"/>
@@ -7967,7 +8339,15 @@
           <w:rFonts w:ascii="Consolas" w:eastAsia="Consolas" w:hAnsi="Consolas"/>
           <w:sz w:val="16"/>
         </w:rPr>
-        <w:t>(deposito, paradas, D):</w:t>
+        <w:t>(</w:t>
+      </w:r>
+      <w:proofErr w:type="gramEnd"/>
+      <w:r>
+        <w:rPr>
+          <w:rFonts w:ascii="Consolas" w:eastAsia="Consolas" w:hAnsi="Consolas"/>
+          <w:sz w:val="16"/>
+        </w:rPr>
+        <w:t>deposito, paradas, D):</w:t>
       </w:r>
       <w:r>
         <w:rPr>
@@ -8088,6 +8468,7 @@
         <w:spacing w:after="120"/>
       </w:pPr>
       <w:proofErr w:type="spellStart"/>
+      <w:proofErr w:type="gramStart"/>
       <w:r>
         <w:rPr>
           <w:rFonts w:ascii="Consolas" w:eastAsia="Consolas" w:hAnsi="Consolas"/>
@@ -8102,7 +8483,15 @@
           <w:rFonts w:ascii="Consolas" w:eastAsia="Consolas" w:hAnsi="Consolas"/>
           <w:sz w:val="16"/>
         </w:rPr>
-        <w:t>(deposito, paradas, D):</w:t>
+        <w:t>(</w:t>
+      </w:r>
+      <w:proofErr w:type="gramEnd"/>
+      <w:r>
+        <w:rPr>
+          <w:rFonts w:ascii="Consolas" w:eastAsia="Consolas" w:hAnsi="Consolas"/>
+          <w:sz w:val="16"/>
+        </w:rPr>
+        <w:t>deposito, paradas, D):</w:t>
       </w:r>
       <w:r>
         <w:rPr>
@@ -9932,7 +10321,15 @@
     </w:p>
     <w:p>
       <w:r>
-        <w:t xml:space="preserve">Análisis: En la mayoría de rutas ambas heurísticas produjeron la misma distancia. Esto puede ocurrir cuando las paradas quedan distribuidas de forma lineal o cuando el recorrido generado por el MST coincide con el vecino más cercano. En el caso grande para C01, </w:t>
+        <w:t xml:space="preserve">Análisis: En la mayoría de </w:t>
+      </w:r>
+      <w:proofErr w:type="gramStart"/>
+      <w:r>
+        <w:t>rutas</w:t>
+      </w:r>
+      <w:proofErr w:type="gramEnd"/>
+      <w:r>
+        <w:t xml:space="preserve"> ambas heurísticas produjeron la misma distancia. Esto puede ocurrir cuando las paradas quedan distribuidas de forma lineal o cuando el recorrido generado por el MST coincide con el vecino más cercano. En el caso grande para C01, </w:t>
       </w:r>
       <w:proofErr w:type="spellStart"/>
       <w:r>
@@ -10131,6 +10528,7 @@
         <w:tc>
           <w:tcPr>
             <w:tcW w:w="1128" w:type="dxa"/>
+            <w:shd w:val="clear" w:color="auto" w:fill="DBE5F1" w:themeFill="accent1" w:themeFillTint="33"/>
             <w:vAlign w:val="center"/>
           </w:tcPr>
           <w:p>
@@ -10142,6 +10540,7 @@
         <w:tc>
           <w:tcPr>
             <w:tcW w:w="2016" w:type="dxa"/>
+            <w:shd w:val="clear" w:color="auto" w:fill="DBE5F1" w:themeFill="accent1" w:themeFillTint="33"/>
             <w:vAlign w:val="center"/>
           </w:tcPr>
           <w:p>
@@ -10164,6 +10563,7 @@
         <w:tc>
           <w:tcPr>
             <w:tcW w:w="2016" w:type="dxa"/>
+            <w:shd w:val="clear" w:color="auto" w:fill="DBE5F1" w:themeFill="accent1" w:themeFillTint="33"/>
             <w:vAlign w:val="center"/>
           </w:tcPr>
           <w:p>
@@ -10806,40 +11206,6 @@
               </w:rPr>
               <w:t xml:space="preserve"> y documentación</w:t>
             </w:r>
-          </w:p>
-        </w:tc>
-      </w:tr>
-      <w:tr>
-        <w:trPr>
-          <w:jc w:val="center"/>
-        </w:trPr>
-        <w:tc>
-          <w:tcPr>
-            <w:tcW w:w="1128" w:type="dxa"/>
-            <w:vAlign w:val="center"/>
-          </w:tcPr>
-          <w:p/>
-        </w:tc>
-        <w:tc>
-          <w:tcPr>
-            <w:tcW w:w="2016" w:type="dxa"/>
-            <w:vAlign w:val="center"/>
-          </w:tcPr>
-          <w:p>
-            <w:pPr>
-              <w:jc w:val="center"/>
-            </w:pPr>
-          </w:p>
-        </w:tc>
-        <w:tc>
-          <w:tcPr>
-            <w:tcW w:w="2016" w:type="dxa"/>
-            <w:vAlign w:val="center"/>
-          </w:tcPr>
-          <w:p>
-            <w:pPr>
-              <w:jc w:val="center"/>
-            </w:pPr>
           </w:p>
         </w:tc>
       </w:tr>
@@ -10878,8 +11244,13 @@
         <w:t xml:space="preserve">El proyecto no compilaba porque Java no encontraba el paquete </w:t>
       </w:r>
       <w:proofErr w:type="spellStart"/>
-      <w:r>
-        <w:t>com.google.gson</w:t>
+      <w:proofErr w:type="gramStart"/>
+      <w:r>
+        <w:t>com.google</w:t>
+      </w:r>
+      <w:proofErr w:type="gramEnd"/>
+      <w:r>
+        <w:t>.gson</w:t>
       </w:r>
       <w:proofErr w:type="spellEnd"/>
       <w:r>
@@ -11461,8 +11832,13 @@
         <w:pStyle w:val="Ttulo1"/>
       </w:pPr>
       <w:r>
-        <w:t>GIT HUB</w:t>
-      </w:r>
+        <w:t xml:space="preserve">GIT </w:t>
+      </w:r>
+      <w:proofErr w:type="gramStart"/>
+      <w:r>
+        <w:t>HUB</w:t>
+      </w:r>
+      <w:proofErr w:type="gramEnd"/>
     </w:p>
     <w:p>
       <w:hyperlink r:id="rId10" w:history="1">
@@ -11470,19 +11846,7 @@
           <w:rPr>
             <w:rStyle w:val="Hipervnculo"/>
           </w:rPr>
-          <w:t>https://github.com/IsaacAr12/L</w:t>
-        </w:r>
-        <w:r>
-          <w:rPr>
-            <w:rStyle w:val="Hipervnculo"/>
-          </w:rPr>
-          <w:t>o</w:t>
-        </w:r>
-        <w:r>
-          <w:rPr>
-            <w:rStyle w:val="Hipervnculo"/>
-          </w:rPr>
-          <w:t>gisTEC.git</w:t>
+          <w:t>https://github.com/IsaacAr12/LogisTEC.git</w:t>
         </w:r>
       </w:hyperlink>
     </w:p>
